--- a/modelos/Laudo de Angioplastia.docx
+++ b/modelos/Laudo de Angioplastia.docx
@@ -666,6 +666,94 @@
     <w:p>
       <w:pPr>
         <w:tabs>
+          <w:tab w:val="left" w:pos="5459"/>
+        </w:tabs>
+        <w:spacing w:after="0" w:line="240" w:lineRule="auto"/>
+        <w:rPr>
+          <w:rFonts w:ascii="Arial" w:hAnsi="Arial" w:cs="Arial"/>
+          <w:sz w:val="16"/>
+          <w:szCs w:val="16"/>
+        </w:rPr>
+      </w:pPr>
+      <w:r>
+        <w:rPr>
+          <w:rFonts w:ascii="Arial" w:hAnsi="Arial" w:cs="Arial"/>
+          <w:sz w:val="16"/>
+          <w:szCs w:val="16"/>
+        </w:rPr>
+        <w:t>Insuflador</w:t>
+      </w:r>
+    </w:p>
+    <w:p>
+      <w:pPr>
+        <w:tabs>
+          <w:tab w:val="left" w:pos="5459"/>
+        </w:tabs>
+        <w:spacing w:after="0" w:line="240" w:lineRule="auto"/>
+        <w:rPr>
+          <w:rFonts w:ascii="Arial" w:hAnsi="Arial" w:cs="Arial"/>
+          <w:sz w:val="16"/>
+          <w:szCs w:val="16"/>
+        </w:rPr>
+      </w:pPr>
+      <w:r>
+        <w:rPr>
+          <w:rFonts w:ascii="Arial" w:hAnsi="Arial" w:cs="Arial"/>
+          <w:sz w:val="16"/>
+          <w:szCs w:val="16"/>
+        </w:rPr>
+        <w:t xml:space="preserve">Introdutor radial 6F </w:t>
+      </w:r>
+    </w:p>
+    <w:p>
+      <w:pPr>
+        <w:tabs>
+          <w:tab w:val="left" w:pos="6285"/>
+        </w:tabs>
+        <w:spacing w:after="0"/>
+        <w:jc w:val="both"/>
+        <w:rPr>
+          <w:rFonts w:ascii="Arial" w:hAnsi="Arial" w:cs="Arial"/>
+          <w:sz w:val="16"/>
+          <w:szCs w:val="16"/>
+        </w:rPr>
+      </w:pPr>
+      <w:r>
+        <w:rPr>
+          <w:rFonts w:ascii="Arial" w:hAnsi="Arial" w:cs="Arial"/>
+          <w:sz w:val="16"/>
+          <w:szCs w:val="16"/>
+        </w:rPr>
+        <w:t xml:space="preserve">Fio </w:t>
+      </w:r>
+      <w:r>
+        <w:rPr>
+          <w:rFonts w:ascii="Arial" w:hAnsi="Arial" w:cs="Arial"/>
+          <w:sz w:val="16"/>
+          <w:szCs w:val="16"/>
+        </w:rPr>
+        <w:t>Guia 0,014x</w:t>
+      </w:r>
+      <w:r>
+        <w:rPr>
+          <w:rFonts w:ascii="Arial" w:hAnsi="Arial" w:cs="Arial"/>
+          <w:sz w:val="16"/>
+          <w:szCs w:val="16"/>
+        </w:rPr>
+        <w:t>18</w:t>
+      </w:r>
+      <w:r>
+        <w:rPr>
+          <w:rFonts w:ascii="Arial" w:hAnsi="Arial" w:cs="Arial"/>
+          <w:sz w:val="16"/>
+          <w:szCs w:val="16"/>
+        </w:rPr>
+        <w:t>0cm</w:t>
+      </w:r>
+    </w:p>
+    <w:p>
+      <w:pPr>
+        <w:tabs>
           <w:tab w:val="left" w:pos="6285"/>
         </w:tabs>
         <w:spacing w:after="0"/>
@@ -680,10 +768,68 @@
       <w:r>
         <w:rPr>
           <w:rFonts w:ascii="Arial" w:hAnsi="Arial" w:cs="Arial"/>
+          <w:bCs/>
           <w:sz w:val="16"/>
           <w:szCs w:val="16"/>
         </w:rPr>
-        <w:t>{{MATERIAIS}}</w:t>
+        <w:t>Cateter Guia EBU 3.5</w:t>
+      </w:r>
+      <w:r>
+        <w:rPr>
+          <w:rFonts w:ascii="Arial" w:hAnsi="Arial" w:cs="Arial"/>
+          <w:bCs/>
+          <w:sz w:val="16"/>
+          <w:szCs w:val="16"/>
+        </w:rPr>
+        <w:t xml:space="preserve"> 6F</w:t>
+      </w:r>
+    </w:p>
+    <w:p>
+      <w:pPr>
+        <w:tabs>
+          <w:tab w:val="left" w:pos="6285"/>
+        </w:tabs>
+        <w:spacing w:after="0"/>
+        <w:jc w:val="both"/>
+        <w:rPr>
+          <w:rFonts w:ascii="Arial" w:hAnsi="Arial" w:cs="Arial"/>
+          <w:bCs/>
+          <w:sz w:val="16"/>
+          <w:szCs w:val="16"/>
+        </w:rPr>
+      </w:pPr>
+      <w:r>
+        <w:rPr>
+          <w:rFonts w:ascii="Arial" w:hAnsi="Arial" w:cs="Arial"/>
+          <w:bCs/>
+          <w:sz w:val="16"/>
+          <w:szCs w:val="16"/>
+        </w:rPr>
+        <w:t>Stent</w:t>
+      </w:r>
+    </w:p>
+    <w:p>
+      <w:pPr>
+        <w:tabs>
+          <w:tab w:val="left" w:pos="6285"/>
+        </w:tabs>
+        <w:spacing w:after="0"/>
+        <w:jc w:val="both"/>
+        <w:rPr>
+          <w:rFonts w:ascii="Arial" w:hAnsi="Arial" w:cs="Arial"/>
+          <w:bCs/>
+          <w:sz w:val="16"/>
+          <w:szCs w:val="16"/>
+        </w:rPr>
+      </w:pPr>
+      <w:r>
+        <w:rPr>
+          <w:rFonts w:ascii="Arial" w:hAnsi="Arial" w:cs="Arial"/>
+          <w:bCs/>
+          <w:sz w:val="16"/>
+          <w:szCs w:val="16"/>
+        </w:rPr>
+        <w:t>Balão</w:t>
       </w:r>
     </w:p>
     <w:p>
@@ -752,25 +898,7 @@
           <w:b/>
           <w:u w:val="single"/>
         </w:rPr>
-        <w:t xml:space="preserve">Angiografia </w:t>
-      </w:r>
-      <w:proofErr w:type="spellStart"/>
-      <w:r>
-        <w:rPr>
-          <w:rFonts w:ascii="Arial" w:hAnsi="Arial" w:cs="Arial"/>
-          <w:b/>
-          <w:u w:val="single"/>
-        </w:rPr>
-        <w:t>Pré</w:t>
-      </w:r>
-      <w:proofErr w:type="spellEnd"/>
-      <w:r>
-        <w:rPr>
-          <w:rFonts w:ascii="Arial" w:hAnsi="Arial" w:cs="Arial"/>
-          <w:b/>
-          <w:u w:val="single"/>
-        </w:rPr>
-        <w:t xml:space="preserve">-Procedimento: </w:t>
+        <w:t xml:space="preserve">Angiografia Pré-Procedimento: </w:t>
       </w:r>
       <w:r>
         <w:rPr>
@@ -1060,18 +1188,8 @@
               <w:b/>
               <w:szCs w:val="16"/>
             </w:rPr>
-            <w:t xml:space="preserve">Dr. João Luiz </w:t>
+            <w:t>Dr. João Luiz Frighetto</w:t>
           </w:r>
-          <w:proofErr w:type="spellStart"/>
-          <w:r>
-            <w:rPr>
-              <w:rFonts w:ascii="Calibri" w:hAnsi="Calibri" w:cs="Calibri"/>
-              <w:b/>
-              <w:szCs w:val="16"/>
-            </w:rPr>
-            <w:t>Frighetto</w:t>
-          </w:r>
-          <w:proofErr w:type="spellEnd"/>
         </w:p>
         <w:p>
           <w:pPr>
@@ -1313,18 +1431,8 @@
               <w:b/>
               <w:szCs w:val="16"/>
             </w:rPr>
-            <w:t xml:space="preserve">Dr. Rafael </w:t>
+            <w:t>Dr. Rafael Henud</w:t>
           </w:r>
-          <w:proofErr w:type="spellStart"/>
-          <w:r>
-            <w:rPr>
-              <w:rFonts w:ascii="Calibri" w:hAnsi="Calibri" w:cs="Calibri"/>
-              <w:b/>
-              <w:szCs w:val="16"/>
-            </w:rPr>
-            <w:t>Henud</w:t>
-          </w:r>
-          <w:proofErr w:type="spellEnd"/>
         </w:p>
         <w:p>
           <w:pPr>
@@ -3308,6 +3416,16 @@
       <w:lang w:eastAsia="en-US"/>
     </w:rPr>
   </w:style>
+  <w:style w:type="character" w:styleId="TextodoEspaoReservado">
+    <w:name w:val="Placeholder Text"/>
+    <w:basedOn w:val="Fontepargpadro"/>
+    <w:uiPriority w:val="99"/>
+    <w:semiHidden/>
+    <w:rsid w:val="00EB2F39"/>
+    <w:rPr>
+      <w:color w:val="666666"/>
+    </w:rPr>
+  </w:style>
 </w:styles>
 </file>
 

--- a/modelos/Laudo de Angioplastia.docx
+++ b/modelos/Laudo de Angioplastia.docx
@@ -7,7 +7,7 @@
       <w:tblPr>
         <w:tblpPr w:leftFromText="141" w:rightFromText="141" w:bottomFromText="200" w:vertAnchor="text" w:horzAnchor="margin" w:tblpXSpec="center" w:tblpY="139"/>
         <w:tblOverlap w:val="never"/>
-        <w:tblW w:w="7768" w:type="dxa"/>
+        <w:tblW w:w="8434" w:type="dxa"/>
         <w:tblBorders>
           <w:top w:val="dotted" w:sz="4" w:space="0" w:color="auto"/>
           <w:left w:val="dotted" w:sz="4" w:space="0" w:color="auto"/>
@@ -21,21 +21,21 @@
         <w:tblLook w:val="01E0" w:firstRow="1" w:lastRow="1" w:firstColumn="1" w:lastColumn="1" w:noHBand="0" w:noVBand="0"/>
       </w:tblPr>
       <w:tblGrid>
-        <w:gridCol w:w="1555"/>
-        <w:gridCol w:w="2670"/>
-        <w:gridCol w:w="23"/>
-        <w:gridCol w:w="1251"/>
-        <w:gridCol w:w="143"/>
-        <w:gridCol w:w="590"/>
-        <w:gridCol w:w="1536"/>
+        <w:gridCol w:w="1688"/>
+        <w:gridCol w:w="2899"/>
+        <w:gridCol w:w="24"/>
+        <w:gridCol w:w="1358"/>
+        <w:gridCol w:w="155"/>
+        <w:gridCol w:w="640"/>
+        <w:gridCol w:w="1670"/>
       </w:tblGrid>
       <w:tr>
         <w:trPr>
-          <w:trHeight w:val="279"/>
+          <w:trHeight w:val="426"/>
         </w:trPr>
         <w:tc>
           <w:tcPr>
-            <w:tcW w:w="1555" w:type="dxa"/>
+            <w:tcW w:w="1688" w:type="dxa"/>
             <w:tcBorders>
               <w:top w:val="dotted" w:sz="4" w:space="0" w:color="auto"/>
               <w:left w:val="dotted" w:sz="4" w:space="0" w:color="auto"/>
@@ -64,7 +64,7 @@
         </w:tc>
         <w:tc>
           <w:tcPr>
-            <w:tcW w:w="6213" w:type="dxa"/>
+            <w:tcW w:w="6746" w:type="dxa"/>
             <w:gridSpan w:val="6"/>
             <w:tcBorders>
               <w:top w:val="dotted" w:sz="4" w:space="0" w:color="auto"/>
@@ -98,11 +98,11 @@
       </w:tr>
       <w:tr>
         <w:trPr>
-          <w:trHeight w:val="397"/>
+          <w:trHeight w:val="606"/>
         </w:trPr>
         <w:tc>
           <w:tcPr>
-            <w:tcW w:w="1555" w:type="dxa"/>
+            <w:tcW w:w="1688" w:type="dxa"/>
             <w:tcBorders>
               <w:top w:val="dotted" w:sz="4" w:space="0" w:color="auto"/>
               <w:left w:val="dotted" w:sz="4" w:space="0" w:color="auto"/>
@@ -131,7 +131,7 @@
         </w:tc>
         <w:tc>
           <w:tcPr>
-            <w:tcW w:w="6213" w:type="dxa"/>
+            <w:tcW w:w="6746" w:type="dxa"/>
             <w:gridSpan w:val="6"/>
             <w:tcBorders>
               <w:top w:val="dotted" w:sz="4" w:space="0" w:color="auto"/>
@@ -162,11 +162,11 @@
       </w:tr>
       <w:tr>
         <w:trPr>
-          <w:trHeight w:val="295"/>
+          <w:trHeight w:val="450"/>
         </w:trPr>
         <w:tc>
           <w:tcPr>
-            <w:tcW w:w="1555" w:type="dxa"/>
+            <w:tcW w:w="1688" w:type="dxa"/>
             <w:tcBorders>
               <w:top w:val="dotted" w:sz="4" w:space="0" w:color="auto"/>
               <w:left w:val="dotted" w:sz="4" w:space="0" w:color="auto"/>
@@ -195,7 +195,7 @@
         </w:tc>
         <w:tc>
           <w:tcPr>
-            <w:tcW w:w="2693" w:type="dxa"/>
+            <w:tcW w:w="2923" w:type="dxa"/>
             <w:gridSpan w:val="2"/>
             <w:tcBorders>
               <w:top w:val="dotted" w:sz="4" w:space="0" w:color="auto"/>
@@ -224,7 +224,7 @@
         </w:tc>
         <w:tc>
           <w:tcPr>
-            <w:tcW w:w="1984" w:type="dxa"/>
+            <w:tcW w:w="2153" w:type="dxa"/>
             <w:gridSpan w:val="3"/>
             <w:tcBorders>
               <w:top w:val="dotted" w:sz="4" w:space="0" w:color="auto"/>
@@ -253,7 +253,7 @@
         </w:tc>
         <w:tc>
           <w:tcPr>
-            <w:tcW w:w="1536" w:type="dxa"/>
+            <w:tcW w:w="1669" w:type="dxa"/>
             <w:tcBorders>
               <w:top w:val="dotted" w:sz="4" w:space="0" w:color="auto"/>
               <w:left w:val="dotted" w:sz="4" w:space="0" w:color="auto"/>
@@ -282,11 +282,11 @@
       </w:tr>
       <w:tr>
         <w:trPr>
-          <w:trHeight w:val="295"/>
+          <w:trHeight w:val="450"/>
         </w:trPr>
         <w:tc>
           <w:tcPr>
-            <w:tcW w:w="1555" w:type="dxa"/>
+            <w:tcW w:w="1688" w:type="dxa"/>
             <w:tcBorders>
               <w:top w:val="dotted" w:sz="4" w:space="0" w:color="auto"/>
               <w:left w:val="dotted" w:sz="4" w:space="0" w:color="auto"/>
@@ -315,7 +315,7 @@
         </w:tc>
         <w:tc>
           <w:tcPr>
-            <w:tcW w:w="2693" w:type="dxa"/>
+            <w:tcW w:w="2923" w:type="dxa"/>
             <w:gridSpan w:val="2"/>
             <w:tcBorders>
               <w:top w:val="dotted" w:sz="4" w:space="0" w:color="auto"/>
@@ -344,7 +344,7 @@
         </w:tc>
         <w:tc>
           <w:tcPr>
-            <w:tcW w:w="1394" w:type="dxa"/>
+            <w:tcW w:w="1513" w:type="dxa"/>
             <w:gridSpan w:val="2"/>
             <w:tcBorders>
               <w:top w:val="dotted" w:sz="4" w:space="0" w:color="auto"/>
@@ -373,7 +373,7 @@
         </w:tc>
         <w:tc>
           <w:tcPr>
-            <w:tcW w:w="2126" w:type="dxa"/>
+            <w:tcW w:w="2309" w:type="dxa"/>
             <w:gridSpan w:val="2"/>
             <w:tcBorders>
               <w:top w:val="dotted" w:sz="4" w:space="0" w:color="auto"/>
@@ -403,11 +403,11 @@
       </w:tr>
       <w:tr>
         <w:trPr>
-          <w:trHeight w:val="295"/>
+          <w:trHeight w:val="450"/>
         </w:trPr>
         <w:tc>
           <w:tcPr>
-            <w:tcW w:w="1555" w:type="dxa"/>
+            <w:tcW w:w="1688" w:type="dxa"/>
             <w:tcBorders>
               <w:top w:val="dotted" w:sz="4" w:space="0" w:color="auto"/>
               <w:left w:val="dotted" w:sz="4" w:space="0" w:color="auto"/>
@@ -443,7 +443,7 @@
         </w:tc>
         <w:tc>
           <w:tcPr>
-            <w:tcW w:w="2670" w:type="dxa"/>
+            <w:tcW w:w="2899" w:type="dxa"/>
             <w:tcBorders>
               <w:top w:val="dotted" w:sz="4" w:space="0" w:color="auto"/>
               <w:left w:val="dotted" w:sz="4" w:space="0" w:color="auto"/>
@@ -472,7 +472,7 @@
         </w:tc>
         <w:tc>
           <w:tcPr>
-            <w:tcW w:w="1274" w:type="dxa"/>
+            <w:tcW w:w="1382" w:type="dxa"/>
             <w:gridSpan w:val="2"/>
             <w:tcBorders>
               <w:top w:val="dotted" w:sz="4" w:space="0" w:color="auto"/>
@@ -509,7 +509,7 @@
         </w:tc>
         <w:tc>
           <w:tcPr>
-            <w:tcW w:w="2269" w:type="dxa"/>
+            <w:tcW w:w="2464" w:type="dxa"/>
             <w:gridSpan w:val="3"/>
             <w:tcBorders>
               <w:top w:val="dotted" w:sz="4" w:space="0" w:color="auto"/>
@@ -694,6 +694,85 @@
           <w:rFonts w:ascii="Arial" w:hAnsi="Arial" w:cs="Arial"/>
           <w:sz w:val="16"/>
           <w:szCs w:val="16"/>
+          <w:u w:val="single"/>
+        </w:rPr>
+      </w:pPr>
+      <w:proofErr w:type="spellStart"/>
+      <w:r>
+        <w:rPr>
+          <w:rFonts w:ascii="Arial" w:hAnsi="Arial" w:cs="Arial"/>
+          <w:sz w:val="16"/>
+          <w:szCs w:val="16"/>
+        </w:rPr>
+        <w:t>Manifold</w:t>
+      </w:r>
+      <w:proofErr w:type="spellEnd"/>
+      <w:r>
+        <w:rPr>
+          <w:rFonts w:ascii="Arial" w:hAnsi="Arial" w:cs="Arial"/>
+          <w:sz w:val="16"/>
+          <w:szCs w:val="16"/>
+        </w:rPr>
+        <w:t xml:space="preserve"> </w:t>
+      </w:r>
+      <w:r>
+        <w:rPr>
+          <w:rFonts w:ascii="Arial" w:hAnsi="Arial" w:cs="Arial"/>
+          <w:sz w:val="16"/>
+          <w:szCs w:val="16"/>
+        </w:rPr>
+        <w:tab/>
+      </w:r>
+    </w:p>
+    <w:p>
+      <w:pPr>
+        <w:tabs>
+          <w:tab w:val="left" w:pos="3510"/>
+        </w:tabs>
+        <w:spacing w:after="0" w:line="240" w:lineRule="auto"/>
+        <w:rPr>
+          <w:rFonts w:ascii="Arial" w:hAnsi="Arial" w:cs="Arial"/>
+          <w:sz w:val="16"/>
+          <w:szCs w:val="16"/>
+        </w:rPr>
+      </w:pPr>
+      <w:r>
+        <w:rPr>
+          <w:rFonts w:ascii="Arial" w:hAnsi="Arial" w:cs="Arial"/>
+          <w:sz w:val="16"/>
+          <w:szCs w:val="16"/>
+        </w:rPr>
+        <w:t xml:space="preserve">Fio guia 0,035x150cm </w:t>
+      </w:r>
+      <w:proofErr w:type="spellStart"/>
+      <w:r>
+        <w:rPr>
+          <w:rFonts w:ascii="Arial" w:hAnsi="Arial" w:cs="Arial"/>
+          <w:sz w:val="16"/>
+          <w:szCs w:val="16"/>
+        </w:rPr>
+        <w:t>Teflonado</w:t>
+      </w:r>
+      <w:proofErr w:type="spellEnd"/>
+      <w:r>
+        <w:rPr>
+          <w:rFonts w:ascii="Arial" w:hAnsi="Arial" w:cs="Arial"/>
+          <w:sz w:val="16"/>
+          <w:szCs w:val="16"/>
+        </w:rPr>
+        <w:t xml:space="preserve"> </w:t>
+      </w:r>
+    </w:p>
+    <w:p>
+      <w:pPr>
+        <w:tabs>
+          <w:tab w:val="left" w:pos="5459"/>
+        </w:tabs>
+        <w:spacing w:after="0" w:line="240" w:lineRule="auto"/>
+        <w:rPr>
+          <w:rFonts w:ascii="Arial" w:hAnsi="Arial" w:cs="Arial"/>
+          <w:sz w:val="16"/>
+          <w:szCs w:val="16"/>
         </w:rPr>
       </w:pPr>
       <w:r>
@@ -829,7 +908,16 @@
           <w:sz w:val="16"/>
           <w:szCs w:val="16"/>
         </w:rPr>
-        <w:t>Balão</w:t>
+        <w:t>Cateter b</w:t>
+      </w:r>
+      <w:r>
+        <w:rPr>
+          <w:rFonts w:ascii="Arial" w:hAnsi="Arial" w:cs="Arial"/>
+          <w:bCs/>
+          <w:sz w:val="16"/>
+          <w:szCs w:val="16"/>
+        </w:rPr>
+        <w:t>alão</w:t>
       </w:r>
     </w:p>
     <w:p>
@@ -898,7 +986,25 @@
           <w:b/>
           <w:u w:val="single"/>
         </w:rPr>
-        <w:t xml:space="preserve">Angiografia Pré-Procedimento: </w:t>
+        <w:t xml:space="preserve">Angiografia </w:t>
+      </w:r>
+      <w:proofErr w:type="spellStart"/>
+      <w:r>
+        <w:rPr>
+          <w:rFonts w:ascii="Arial" w:hAnsi="Arial" w:cs="Arial"/>
+          <w:b/>
+          <w:u w:val="single"/>
+        </w:rPr>
+        <w:t>Pré</w:t>
+      </w:r>
+      <w:proofErr w:type="spellEnd"/>
+      <w:r>
+        <w:rPr>
+          <w:rFonts w:ascii="Arial" w:hAnsi="Arial" w:cs="Arial"/>
+          <w:b/>
+          <w:u w:val="single"/>
+        </w:rPr>
+        <w:t xml:space="preserve">-Procedimento: </w:t>
       </w:r>
       <w:r>
         <w:rPr>
@@ -1188,8 +1294,18 @@
               <w:b/>
               <w:szCs w:val="16"/>
             </w:rPr>
-            <w:t>Dr. João Luiz Frighetto</w:t>
+            <w:t xml:space="preserve">Dr. João Luiz </w:t>
           </w:r>
+          <w:proofErr w:type="spellStart"/>
+          <w:r>
+            <w:rPr>
+              <w:rFonts w:ascii="Calibri" w:hAnsi="Calibri" w:cs="Calibri"/>
+              <w:b/>
+              <w:szCs w:val="16"/>
+            </w:rPr>
+            <w:t>Frighetto</w:t>
+          </w:r>
+          <w:proofErr w:type="spellEnd"/>
         </w:p>
         <w:p>
           <w:pPr>
@@ -1431,8 +1547,18 @@
               <w:b/>
               <w:szCs w:val="16"/>
             </w:rPr>
-            <w:t>Dr. Rafael Henud</w:t>
+            <w:t xml:space="preserve">Dr. Rafael </w:t>
           </w:r>
+          <w:proofErr w:type="spellStart"/>
+          <w:r>
+            <w:rPr>
+              <w:rFonts w:ascii="Calibri" w:hAnsi="Calibri" w:cs="Calibri"/>
+              <w:b/>
+              <w:szCs w:val="16"/>
+            </w:rPr>
+            <w:t>Henud</w:t>
+          </w:r>
+          <w:proofErr w:type="spellEnd"/>
         </w:p>
         <w:p>
           <w:pPr>
